--- a/Assignment Programs/Assignment3/keywordsdemo.docx
+++ b/Assignment Programs/Assignment3/keywordsdemo.docx
@@ -3,36 +3,191 @@
 <w:document xmlns:wpc="http://schemas.microsoft.com/office/word/2010/wordprocessingCanvas" xmlns:cx="http://schemas.microsoft.com/office/drawing/2014/chartex" xmlns:cx1="http://schemas.microsoft.com/office/drawing/2015/9/8/chartex" xmlns:cx2="http://schemas.microsoft.com/office/drawing/2015/10/21/chartex" xmlns:cx3="http://schemas.microsoft.com/office/drawing/2016/5/9/chartex" xmlns:cx4="http://schemas.microsoft.com/office/drawing/2016/5/10/chartex" xmlns:cx5="http://schemas.microsoft.com/office/drawing/2016/5/11/chartex" xmlns:cx6="http://schemas.microsoft.com/office/drawing/2016/5/12/chartex" xmlns:cx7="http://schemas.microsoft.com/office/drawing/2016/5/13/chartex" xmlns:cx8="http://schemas.microsoft.com/office/drawing/2016/5/14/chartex" xmlns:mc="http://schemas.openxmlformats.org/markup-compatibility/2006" xmlns:aink="http://schemas.microsoft.com/office/drawing/2016/ink" xmlns:am3d="http://schemas.microsoft.com/office/drawing/2017/model3d" xmlns:o="urn:schemas-microsoft-com:office:office" xmlns:oel="http://schemas.microsoft.com/office/2019/extlst" xmlns:r="http://schemas.openxmlformats.org/officeDocument/2006/relationships" xmlns:m="http://schemas.openxmlformats.org/officeDocument/2006/math" xmlns:v="urn:schemas-microsoft-com:vml" xmlns:wp14="http://schemas.microsoft.com/office/word/2010/wordprocessingDrawing" xmlns:wp="http://schemas.openxmlformats.org/drawingml/2006/wordprocessingDrawing" xmlns:w10="urn:schemas-microsoft-com:office:word" xmlns:w="http://schemas.openxmlformats.org/wordprocessingml/2006/main" xmlns:w14="http://schemas.microsoft.com/office/word/2010/wordml" xmlns:w15="http://schemas.microsoft.com/office/word/2012/wordml" xmlns:w16cex="http://schemas.microsoft.com/office/word/2018/wordml/cex" xmlns:w16cid="http://schemas.microsoft.com/office/word/2016/wordml/cid" xmlns:w16="http://schemas.microsoft.com/office/word/2018/wordml" xmlns:w16du="http://schemas.microsoft.com/office/word/2023/wordml/word16du" xmlns:w16sdtdh="http://schemas.microsoft.com/office/word/2020/wordml/sdtdatahash" xmlns:w16sdtfl="http://schemas.microsoft.com/office/word/2024/wordml/sdtformatlock" xmlns:w16se="http://schemas.microsoft.com/office/word/2015/wordml/symex" xmlns:wpg="http://schemas.microsoft.com/office/word/2010/wordprocessingGroup" xmlns:wpi="http://schemas.microsoft.com/office/word/2010/wordprocessingInk" xmlns:wne="http://schemas.microsoft.com/office/word/2006/wordml" xmlns:wps="http://schemas.microsoft.com/office/word/2010/wordprocessingShape" mc:Ignorable="w14 w15 w16se w16cid w16 w16cex w16sdtdh w16sdtfl w16du wp14">
   <w:body>
     <w:p>
-      <w:r>
-        <w:t>OBJECTIVE</w:t>
+      <w:pPr>
+        <w:rPr>
+          <w:b/>
+          <w:bCs/>
+        </w:rPr>
+      </w:pPr>
+      <w:r>
+        <w:rPr>
+          <w:b/>
+          <w:bCs/>
+        </w:rPr>
+        <w:t>Aim:</w:t>
+      </w:r>
+    </w:p>
+    <w:p>
+      <w:r>
+        <w:t>To write a Java program to demonstrate the use of "this", "super", "static", and "final" keywords in inheritance.</w:t>
+      </w:r>
+    </w:p>
+    <w:p>
+      <w:pPr>
+        <w:rPr>
+          <w:b/>
+          <w:bCs/>
+        </w:rPr>
+      </w:pPr>
+      <w:r>
+        <w:rPr>
+          <w:b/>
+          <w:bCs/>
+        </w:rPr>
+        <w:t>Algorithm:</w:t>
+      </w:r>
+    </w:p>
+    <w:p>
+      <w:r>
+        <w:t>1. Start the program.</w:t>
+      </w:r>
+    </w:p>
+    <w:p>
+      <w:r>
+        <w:t>2. Create a parent class named "Parent".</w:t>
+      </w:r>
+    </w:p>
+    <w:p>
+      <w:r>
+        <w:t>3. Declare an instance variable "x", a method "</w:t>
+      </w:r>
+      <w:proofErr w:type="gramStart"/>
+      <w:r>
+        <w:t>display(</w:t>
+      </w:r>
+      <w:proofErr w:type="gramEnd"/>
+      <w:r>
+        <w:t>)", and a constructor in the parent class.</w:t>
+      </w:r>
+    </w:p>
+    <w:p>
+      <w:r>
+        <w:t>4. Create a child class named "Child" that extends the "Parent" class.</w:t>
+      </w:r>
+    </w:p>
+    <w:p>
+      <w:r>
+        <w:t>5. Declare an instance variable "x", a static variable "company", and a final variable "age" in the child class.</w:t>
+      </w:r>
+    </w:p>
+    <w:p>
+      <w:r>
+        <w:t>6. Use "</w:t>
+      </w:r>
+      <w:proofErr w:type="gramStart"/>
+      <w:r>
+        <w:t>super(</w:t>
+      </w:r>
+      <w:proofErr w:type="gramEnd"/>
+      <w:r>
+        <w:t>)" to call the parent class constructor.</w:t>
+      </w:r>
+    </w:p>
+    <w:p>
+      <w:r>
+        <w:t>7. Use "</w:t>
+      </w:r>
+      <w:proofErr w:type="spellStart"/>
+      <w:r>
+        <w:t>this.x</w:t>
+      </w:r>
+      <w:proofErr w:type="spellEnd"/>
+      <w:r>
+        <w:t>" to access the child class variable.</w:t>
+      </w:r>
+    </w:p>
+    <w:p>
+      <w:r>
+        <w:t>8. Use "</w:t>
+      </w:r>
+      <w:proofErr w:type="spellStart"/>
+      <w:r>
+        <w:t>super.x</w:t>
+      </w:r>
+      <w:proofErr w:type="spellEnd"/>
+      <w:r>
+        <w:t>" to access the parent class variable.</w:t>
+      </w:r>
+    </w:p>
+    <w:p>
+      <w:r>
+        <w:t>9. Use "</w:t>
+      </w:r>
+      <w:proofErr w:type="spellStart"/>
+      <w:proofErr w:type="gramStart"/>
+      <w:r>
+        <w:t>super.display</w:t>
+      </w:r>
+      <w:proofErr w:type="spellEnd"/>
+      <w:proofErr w:type="gramEnd"/>
+      <w:r>
+        <w:t>()" to call the parent class method.</w:t>
+      </w:r>
+    </w:p>
+    <w:p>
+      <w:r>
+        <w:t>10. Access the static variable using the class name.</w:t>
+      </w:r>
+    </w:p>
+    <w:p>
+      <w:r>
+        <w:t>11. Access the final variable and display its value.</w:t>
+      </w:r>
+    </w:p>
+    <w:p>
+      <w:r>
+        <w:t>12. Create an object of the "Child" class and call the required methods.</w:t>
+      </w:r>
+    </w:p>
+    <w:p>
+      <w:r>
+        <w:t>13. Stop the program.</w:t>
+      </w:r>
+    </w:p>
+    <w:p>
+      <w:pPr>
+        <w:rPr>
+          <w:b/>
+          <w:bCs/>
+        </w:rPr>
+      </w:pPr>
+      <w:r>
+        <w:rPr>
+          <w:b/>
+          <w:bCs/>
+        </w:rPr>
+        <w:t>Code:</w:t>
+      </w:r>
+    </w:p>
+    <w:p>
+      <w:r>
+        <w:t>class Parent</w:t>
+      </w:r>
+    </w:p>
+    <w:p>
+      <w:r>
+        <w:t>{</w:t>
+      </w:r>
+    </w:p>
+    <w:p>
+      <w:r>
+        <w:t xml:space="preserve">    // Parent class variable</w:t>
+      </w:r>
+    </w:p>
+    <w:p>
+      <w:r>
+        <w:t xml:space="preserve">    int x = 100;</w:t>
       </w:r>
     </w:p>
     <w:p/>
     <w:p>
       <w:r>
-        <w:t>To write a Java program to demonstrate the use of "this", "super", "static", and "final" keywords in inheritance.</w:t>
-      </w:r>
-    </w:p>
-    <w:p/>
-    <w:p>
-      <w:r>
-        <w:t>ALGORITHM</w:t>
-      </w:r>
-    </w:p>
-    <w:p/>
-    <w:p>
-      <w:r>
-        <w:t>1. Start the program.</w:t>
-      </w:r>
-    </w:p>
-    <w:p>
-      <w:r>
-        <w:t>2. Create a parent class named "Parent".</w:t>
-      </w:r>
-    </w:p>
-    <w:p>
-      <w:r>
-        <w:t>3. Declare an instance variable "x", a method "</w:t>
+        <w:t xml:space="preserve">    // Parent class method</w:t>
+      </w:r>
+    </w:p>
+    <w:p>
+      <w:r>
+        <w:t xml:space="preserve">    void </w:t>
       </w:r>
       <w:proofErr w:type="gramStart"/>
       <w:r>
@@ -40,136 +195,6 @@
       </w:r>
       <w:proofErr w:type="gramEnd"/>
       <w:r>
-        <w:t>)", and a constructor in the parent class.</w:t>
-      </w:r>
-    </w:p>
-    <w:p>
-      <w:r>
-        <w:t>4. Create a child class named "Child" that extends the "Parent" class.</w:t>
-      </w:r>
-    </w:p>
-    <w:p>
-      <w:r>
-        <w:t>5. Declare an instance variable "x", a static variable "company", and a final variable "age" in the child class.</w:t>
-      </w:r>
-    </w:p>
-    <w:p>
-      <w:r>
-        <w:t>6. Use "</w:t>
-      </w:r>
-      <w:proofErr w:type="gramStart"/>
-      <w:r>
-        <w:t>super(</w:t>
-      </w:r>
-      <w:proofErr w:type="gramEnd"/>
-      <w:r>
-        <w:t>)" to call the parent class constructor.</w:t>
-      </w:r>
-    </w:p>
-    <w:p>
-      <w:r>
-        <w:t>7. Use "</w:t>
-      </w:r>
-      <w:proofErr w:type="spellStart"/>
-      <w:r>
-        <w:t>this.x</w:t>
-      </w:r>
-      <w:proofErr w:type="spellEnd"/>
-      <w:r>
-        <w:t>" to access the child class variable.</w:t>
-      </w:r>
-    </w:p>
-    <w:p>
-      <w:r>
-        <w:t>8. Use "</w:t>
-      </w:r>
-      <w:proofErr w:type="spellStart"/>
-      <w:r>
-        <w:t>super.x</w:t>
-      </w:r>
-      <w:proofErr w:type="spellEnd"/>
-      <w:r>
-        <w:t>" to access the parent class variable.</w:t>
-      </w:r>
-    </w:p>
-    <w:p>
-      <w:r>
-        <w:t>9. Use "</w:t>
-      </w:r>
-      <w:proofErr w:type="spellStart"/>
-      <w:proofErr w:type="gramStart"/>
-      <w:r>
-        <w:t>super.display</w:t>
-      </w:r>
-      <w:proofErr w:type="spellEnd"/>
-      <w:proofErr w:type="gramEnd"/>
-      <w:r>
-        <w:t>()" to call the parent class method.</w:t>
-      </w:r>
-    </w:p>
-    <w:p>
-      <w:r>
-        <w:t>10. Access the static variable using the class name.</w:t>
-      </w:r>
-    </w:p>
-    <w:p>
-      <w:r>
-        <w:t>11. Access the final variable and display its value.</w:t>
-      </w:r>
-    </w:p>
-    <w:p>
-      <w:r>
-        <w:t>12. Create an object of the "Child" class and call the required methods.</w:t>
-      </w:r>
-    </w:p>
-    <w:p>
-      <w:r>
-        <w:t>13. Stop the program.</w:t>
-      </w:r>
-    </w:p>
-    <w:p/>
-    <w:p>
-      <w:r>
-        <w:t>CODE</w:t>
-      </w:r>
-    </w:p>
-    <w:p/>
-    <w:p>
-      <w:r>
-        <w:t>class Parent</w:t>
-      </w:r>
-    </w:p>
-    <w:p>
-      <w:r>
-        <w:t>{</w:t>
-      </w:r>
-    </w:p>
-    <w:p>
-      <w:r>
-        <w:t xml:space="preserve">    // Parent class variable</w:t>
-      </w:r>
-    </w:p>
-    <w:p>
-      <w:r>
-        <w:t xml:space="preserve">    int x = 100;</w:t>
-      </w:r>
-    </w:p>
-    <w:p/>
-    <w:p>
-      <w:r>
-        <w:t xml:space="preserve">    // Parent class method</w:t>
-      </w:r>
-    </w:p>
-    <w:p>
-      <w:r>
-        <w:t xml:space="preserve">    void </w:t>
-      </w:r>
-      <w:proofErr w:type="gramStart"/>
-      <w:r>
-        <w:t>display(</w:t>
-      </w:r>
-      <w:proofErr w:type="gramEnd"/>
-      <w:r>
         <w:t>)</w:t>
       </w:r>
     </w:p>
@@ -193,6 +218,7 @@
     </w:p>
     <w:p>
       <w:r>
+        <w:lastRenderedPageBreak/>
         <w:t xml:space="preserve">    }</w:t>
       </w:r>
     </w:p>
@@ -308,32 +334,232 @@
     </w:p>
     <w:p>
       <w:r>
+        <w:t xml:space="preserve">    {</w:t>
+      </w:r>
+    </w:p>
+    <w:p>
+      <w:r>
+        <w:t xml:space="preserve">        // Calling parent class constructor</w:t>
+      </w:r>
+    </w:p>
+    <w:p>
+      <w:r>
+        <w:t xml:space="preserve">        </w:t>
+      </w:r>
+      <w:proofErr w:type="gramStart"/>
+      <w:r>
+        <w:t>super(</w:t>
+      </w:r>
+      <w:proofErr w:type="gramEnd"/>
+      <w:r>
+        <w:t>);</w:t>
+      </w:r>
+    </w:p>
+    <w:p/>
+    <w:p>
+      <w:r>
+        <w:t xml:space="preserve">        // this refers to the current object</w:t>
+      </w:r>
+    </w:p>
+    <w:p>
+      <w:r>
         <w:lastRenderedPageBreak/>
+        <w:t xml:space="preserve">        </w:t>
+      </w:r>
+      <w:proofErr w:type="spellStart"/>
+      <w:r>
+        <w:t>System.out.println</w:t>
+      </w:r>
+      <w:proofErr w:type="spellEnd"/>
+      <w:r>
+        <w:t xml:space="preserve">("Child x = " + </w:t>
+      </w:r>
+      <w:proofErr w:type="spellStart"/>
+      <w:r>
+        <w:t>this.x</w:t>
+      </w:r>
+      <w:proofErr w:type="spellEnd"/>
+      <w:r>
+        <w:t>);</w:t>
+      </w:r>
+    </w:p>
+    <w:p/>
+    <w:p>
+      <w:r>
+        <w:t xml:space="preserve">        // super refers to the parent class</w:t>
+      </w:r>
+    </w:p>
+    <w:p>
+      <w:r>
+        <w:t xml:space="preserve">        </w:t>
+      </w:r>
+      <w:proofErr w:type="spellStart"/>
+      <w:r>
+        <w:t>System.out.println</w:t>
+      </w:r>
+      <w:proofErr w:type="spellEnd"/>
+      <w:r>
+        <w:t xml:space="preserve">("Parent x = " + </w:t>
+      </w:r>
+      <w:proofErr w:type="spellStart"/>
+      <w:r>
+        <w:t>super.x</w:t>
+      </w:r>
+      <w:proofErr w:type="spellEnd"/>
+      <w:r>
+        <w:t>);</w:t>
+      </w:r>
+    </w:p>
+    <w:p>
+      <w:r>
+        <w:t xml:space="preserve">    }</w:t>
+      </w:r>
+    </w:p>
+    <w:p/>
+    <w:p>
+      <w:r>
+        <w:t xml:space="preserve">    // Method</w:t>
+      </w:r>
+    </w:p>
+    <w:p>
+      <w:r>
+        <w:t xml:space="preserve">    void </w:t>
+      </w:r>
+      <w:proofErr w:type="gramStart"/>
+      <w:r>
+        <w:t>display(</w:t>
+      </w:r>
+      <w:proofErr w:type="gramEnd"/>
+      <w:r>
+        <w:t>)</w:t>
+      </w:r>
+    </w:p>
+    <w:p>
+      <w:r>
         <w:t xml:space="preserve">    {</w:t>
       </w:r>
     </w:p>
     <w:p>
       <w:r>
-        <w:t xml:space="preserve">        // Calling parent class constructor</w:t>
+        <w:t xml:space="preserve">        // </w:t>
+      </w:r>
+      <w:proofErr w:type="spellStart"/>
+      <w:r>
+        <w:t>this.x</w:t>
+      </w:r>
+      <w:proofErr w:type="spellEnd"/>
+      <w:r>
+        <w:t xml:space="preserve"> refers to Child class variable</w:t>
       </w:r>
     </w:p>
     <w:p>
       <w:r>
         <w:t xml:space="preserve">        </w:t>
       </w:r>
+      <w:proofErr w:type="spellStart"/>
+      <w:r>
+        <w:t>System.out.println</w:t>
+      </w:r>
+      <w:proofErr w:type="spellEnd"/>
+      <w:r>
+        <w:t xml:space="preserve">("Using this: " + </w:t>
+      </w:r>
+      <w:proofErr w:type="spellStart"/>
+      <w:r>
+        <w:t>this.x</w:t>
+      </w:r>
+      <w:proofErr w:type="spellEnd"/>
+      <w:r>
+        <w:t>);</w:t>
+      </w:r>
+    </w:p>
+    <w:p/>
+    <w:p>
+      <w:r>
+        <w:t xml:space="preserve">        // </w:t>
+      </w:r>
+      <w:proofErr w:type="spellStart"/>
+      <w:r>
+        <w:t>super.x</w:t>
+      </w:r>
+      <w:proofErr w:type="spellEnd"/>
+      <w:r>
+        <w:t xml:space="preserve"> refers to Parent class variable</w:t>
+      </w:r>
+    </w:p>
+    <w:p>
+      <w:r>
+        <w:t xml:space="preserve">        </w:t>
+      </w:r>
+      <w:proofErr w:type="spellStart"/>
+      <w:r>
+        <w:t>System.out.println</w:t>
+      </w:r>
+      <w:proofErr w:type="spellEnd"/>
+      <w:r>
+        <w:t xml:space="preserve">("Using super: " + </w:t>
+      </w:r>
+      <w:proofErr w:type="spellStart"/>
+      <w:r>
+        <w:t>super.x</w:t>
+      </w:r>
+      <w:proofErr w:type="spellEnd"/>
+      <w:r>
+        <w:t>);</w:t>
+      </w:r>
+    </w:p>
+    <w:p/>
+    <w:p>
+      <w:r>
+        <w:t xml:space="preserve">        // Calling parent class method</w:t>
+      </w:r>
+    </w:p>
+    <w:p>
+      <w:r>
+        <w:t xml:space="preserve">        </w:t>
+      </w:r>
+      <w:proofErr w:type="spellStart"/>
       <w:proofErr w:type="gramStart"/>
       <w:r>
-        <w:t>super(</w:t>
-      </w:r>
+        <w:t>super.display</w:t>
+      </w:r>
+      <w:proofErr w:type="spellEnd"/>
       <w:proofErr w:type="gramEnd"/>
       <w:r>
+        <w:t>();</w:t>
+      </w:r>
+    </w:p>
+    <w:p/>
+    <w:p>
+      <w:r>
+        <w:t xml:space="preserve">        // Accessing static variable</w:t>
+      </w:r>
+    </w:p>
+    <w:p>
+      <w:r>
+        <w:t xml:space="preserve">        </w:t>
+      </w:r>
+      <w:proofErr w:type="spellStart"/>
+      <w:r>
+        <w:t>System.out.println</w:t>
+      </w:r>
+      <w:proofErr w:type="spellEnd"/>
+      <w:r>
+        <w:t xml:space="preserve">("Company: " + </w:t>
+      </w:r>
+      <w:proofErr w:type="spellStart"/>
+      <w:r>
+        <w:t>Child.company</w:t>
+      </w:r>
+      <w:proofErr w:type="spellEnd"/>
+      <w:r>
         <w:t>);</w:t>
       </w:r>
     </w:p>
     <w:p/>
     <w:p>
       <w:r>
-        <w:t xml:space="preserve">        // this refers to the current object</w:t>
+        <w:t xml:space="preserve">        // Accessing final variable</w:t>
       </w:r>
     </w:p>
     <w:p>
@@ -346,212 +572,11 @@
       </w:r>
       <w:proofErr w:type="spellEnd"/>
       <w:r>
-        <w:t xml:space="preserve">("Child x = " + </w:t>
-      </w:r>
-      <w:proofErr w:type="spellStart"/>
-      <w:r>
-        <w:t>this.x</w:t>
-      </w:r>
-      <w:proofErr w:type="spellEnd"/>
-      <w:r>
-        <w:t>);</w:t>
-      </w:r>
-    </w:p>
-    <w:p/>
-    <w:p>
-      <w:r>
-        <w:t xml:space="preserve">        // super refers to the parent class</w:t>
-      </w:r>
-    </w:p>
-    <w:p>
-      <w:r>
-        <w:t xml:space="preserve">        </w:t>
-      </w:r>
-      <w:proofErr w:type="spellStart"/>
-      <w:r>
-        <w:t>System.out.println</w:t>
-      </w:r>
-      <w:proofErr w:type="spellEnd"/>
-      <w:r>
-        <w:t xml:space="preserve">("Parent x = " + </w:t>
-      </w:r>
-      <w:proofErr w:type="spellStart"/>
-      <w:r>
-        <w:t>super.x</w:t>
-      </w:r>
-      <w:proofErr w:type="spellEnd"/>
-      <w:r>
-        <w:t>);</w:t>
-      </w:r>
-    </w:p>
-    <w:p>
-      <w:r>
-        <w:t xml:space="preserve">    }</w:t>
-      </w:r>
-    </w:p>
-    <w:p/>
-    <w:p>
-      <w:r>
-        <w:t xml:space="preserve">    // Method</w:t>
-      </w:r>
-    </w:p>
-    <w:p>
-      <w:r>
-        <w:t xml:space="preserve">    void </w:t>
-      </w:r>
-      <w:proofErr w:type="gramStart"/>
-      <w:r>
-        <w:t>display(</w:t>
-      </w:r>
-      <w:proofErr w:type="gramEnd"/>
-      <w:r>
-        <w:t>)</w:t>
-      </w:r>
-    </w:p>
-    <w:p>
-      <w:r>
-        <w:t xml:space="preserve">    {</w:t>
-      </w:r>
-    </w:p>
-    <w:p>
-      <w:r>
-        <w:t xml:space="preserve">        // </w:t>
-      </w:r>
-      <w:proofErr w:type="spellStart"/>
-      <w:r>
-        <w:t>this.x</w:t>
-      </w:r>
-      <w:proofErr w:type="spellEnd"/>
-      <w:r>
-        <w:t xml:space="preserve"> refers to Child class variable</w:t>
-      </w:r>
-    </w:p>
-    <w:p>
-      <w:r>
-        <w:t xml:space="preserve">        </w:t>
-      </w:r>
-      <w:proofErr w:type="spellStart"/>
-      <w:r>
-        <w:t>System.out.println</w:t>
-      </w:r>
-      <w:proofErr w:type="spellEnd"/>
-      <w:r>
-        <w:t xml:space="preserve">("Using this: " + </w:t>
-      </w:r>
-      <w:proofErr w:type="spellStart"/>
-      <w:r>
-        <w:t>this.x</w:t>
-      </w:r>
-      <w:proofErr w:type="spellEnd"/>
-      <w:r>
-        <w:t>);</w:t>
-      </w:r>
-    </w:p>
-    <w:p/>
-    <w:p>
-      <w:r>
-        <w:t xml:space="preserve">        // </w:t>
-      </w:r>
-      <w:proofErr w:type="spellStart"/>
-      <w:r>
-        <w:t>super.x</w:t>
-      </w:r>
-      <w:proofErr w:type="spellEnd"/>
-      <w:r>
-        <w:t xml:space="preserve"> refers to Parent class variable</w:t>
-      </w:r>
-    </w:p>
-    <w:p>
-      <w:r>
-        <w:t xml:space="preserve">        </w:t>
-      </w:r>
-      <w:proofErr w:type="spellStart"/>
-      <w:r>
-        <w:t>System.out.println</w:t>
-      </w:r>
-      <w:proofErr w:type="spellEnd"/>
-      <w:r>
-        <w:t xml:space="preserve">("Using super: " + </w:t>
-      </w:r>
-      <w:proofErr w:type="spellStart"/>
-      <w:r>
-        <w:t>super.x</w:t>
-      </w:r>
-      <w:proofErr w:type="spellEnd"/>
-      <w:r>
-        <w:t>);</w:t>
-      </w:r>
-    </w:p>
-    <w:p/>
-    <w:p>
-      <w:r>
-        <w:t xml:space="preserve">        // Calling parent class method</w:t>
-      </w:r>
-    </w:p>
-    <w:p>
-      <w:r>
-        <w:t xml:space="preserve">        </w:t>
-      </w:r>
-      <w:proofErr w:type="spellStart"/>
-      <w:proofErr w:type="gramStart"/>
-      <w:r>
-        <w:t>super.display</w:t>
-      </w:r>
-      <w:proofErr w:type="spellEnd"/>
-      <w:proofErr w:type="gramEnd"/>
-      <w:r>
-        <w:t>();</w:t>
-      </w:r>
-    </w:p>
-    <w:p/>
-    <w:p>
-      <w:r>
-        <w:t xml:space="preserve">        // Accessing static variable</w:t>
-      </w:r>
-    </w:p>
-    <w:p>
-      <w:r>
-        <w:t xml:space="preserve">        </w:t>
-      </w:r>
-      <w:proofErr w:type="spellStart"/>
-      <w:r>
-        <w:t>System.out.println</w:t>
-      </w:r>
-      <w:proofErr w:type="spellEnd"/>
-      <w:r>
-        <w:t xml:space="preserve">("Company: " + </w:t>
-      </w:r>
-      <w:proofErr w:type="spellStart"/>
-      <w:r>
-        <w:t>Child.company</w:t>
-      </w:r>
-      <w:proofErr w:type="spellEnd"/>
-      <w:r>
-        <w:t>);</w:t>
-      </w:r>
-    </w:p>
-    <w:p/>
-    <w:p>
-      <w:r>
-        <w:t xml:space="preserve">        // Accessing final variable</w:t>
-      </w:r>
-    </w:p>
-    <w:p>
-      <w:r>
-        <w:t xml:space="preserve">        </w:t>
-      </w:r>
-      <w:proofErr w:type="spellStart"/>
-      <w:r>
-        <w:t>System.out.println</w:t>
-      </w:r>
-      <w:proofErr w:type="spellEnd"/>
-      <w:r>
         <w:t>("Age: " + age);</w:t>
       </w:r>
     </w:p>
     <w:p>
       <w:r>
-        <w:lastRenderedPageBreak/>
         <w:t xml:space="preserve">    }</w:t>
       </w:r>
     </w:p>
@@ -574,6 +599,7 @@
     </w:p>
     <w:p>
       <w:r>
+        <w:lastRenderedPageBreak/>
         <w:t>{</w:t>
       </w:r>
     </w:p>
@@ -738,11 +764,27 @@
     </w:p>
     <w:p/>
     <w:p>
-      <w:r>
-        <w:t>OUTPUT</w:t>
-      </w:r>
-    </w:p>
-    <w:p/>
+      <w:pPr>
+        <w:rPr>
+          <w:b/>
+          <w:bCs/>
+        </w:rPr>
+      </w:pPr>
+      <w:r>
+        <w:rPr>
+          <w:b/>
+          <w:bCs/>
+        </w:rPr>
+        <w:t>O</w:t>
+      </w:r>
+      <w:r>
+        <w:rPr>
+          <w:b/>
+          <w:bCs/>
+        </w:rPr>
+        <w:t>utput:</w:t>
+      </w:r>
+    </w:p>
     <w:p>
       <w:r>
         <w:t>Parent constructor</w:t>
@@ -750,37 +792,37 @@
     </w:p>
     <w:p>
       <w:r>
+        <w:t>Child x = 200</w:t>
+      </w:r>
+    </w:p>
+    <w:p>
+      <w:r>
+        <w:t>Parent x = 100</w:t>
+      </w:r>
+    </w:p>
+    <w:p>
+      <w:r>
+        <w:t>Using this: 200</w:t>
+      </w:r>
+    </w:p>
+    <w:p>
+      <w:r>
+        <w:t>Using super: 100</w:t>
+      </w:r>
+    </w:p>
+    <w:p>
+      <w:r>
+        <w:t>Parent class method</w:t>
+      </w:r>
+    </w:p>
+    <w:p>
+      <w:r>
+        <w:t>Company: ABC Software</w:t>
+      </w:r>
+    </w:p>
+    <w:p>
+      <w:r>
         <w:lastRenderedPageBreak/>
-        <w:t>Child x = 200</w:t>
-      </w:r>
-    </w:p>
-    <w:p>
-      <w:r>
-        <w:t>Parent x = 100</w:t>
-      </w:r>
-    </w:p>
-    <w:p>
-      <w:r>
-        <w:t>Using this: 200</w:t>
-      </w:r>
-    </w:p>
-    <w:p>
-      <w:r>
-        <w:t>Using super: 100</w:t>
-      </w:r>
-    </w:p>
-    <w:p>
-      <w:r>
-        <w:t>Parent class method</w:t>
-      </w:r>
-    </w:p>
-    <w:p>
-      <w:r>
-        <w:t>Company: ABC Software</w:t>
-      </w:r>
-    </w:p>
-    <w:p>
-      <w:r>
         <w:t>Age: 20</w:t>
       </w:r>
     </w:p>
